--- a/app/contracts/contrato_adopcion.docx
+++ b/app/contracts/contrato_adopcion.docx
@@ -23,7 +23,29 @@
           <w:szCs w:val="30"/>
           <w:u w:val="single"/>
         </w:rPr>
-        <w:t>CONTRATO DE ADOPCIÓN  DE LA MASCOTA</w:t>
+        <w:t xml:space="preserve">CONTRATO DE </w:t>
+      </w:r>
+      <w:r>
+        <w:rPr>
+          <w:rFonts w:ascii="Times New Roman" w:eastAsia="Times New Roman" w:hAnsi="Times New Roman" w:cs="Times New Roman"/>
+          <w:b/>
+          <w:bCs/>
+          <w:sz w:val="30"/>
+          <w:szCs w:val="30"/>
+          <w:u w:val="single"/>
+        </w:rPr>
+        <w:t>ADOPCIÓN DE</w:t>
+      </w:r>
+      <w:r>
+        <w:rPr>
+          <w:rFonts w:ascii="Times New Roman" w:eastAsia="Times New Roman" w:hAnsi="Times New Roman" w:cs="Times New Roman"/>
+          <w:b/>
+          <w:bCs/>
+          <w:sz w:val="30"/>
+          <w:szCs w:val="30"/>
+          <w:u w:val="single"/>
+        </w:rPr>
+        <w:t xml:space="preserve"> LA MASCOTA</w:t>
       </w:r>
     </w:p>
     <w:p/>
@@ -55,11 +77,6 @@
     <w:p>
       <w:pPr>
         <w:jc w:val="both"/>
-      </w:pPr>
-    </w:p>
-    <w:p>
-      <w:pPr>
-        <w:jc w:val="both"/>
         <w:rPr>
           <w:rFonts w:ascii="Times New Roman" w:eastAsia="Times New Roman" w:hAnsi="Times New Roman" w:cs="Times New Roman"/>
         </w:rPr>
@@ -92,7 +109,23 @@
           <w:b/>
           <w:bCs/>
         </w:rPr>
-        <w:t>Dña. Andrea María Quintana García con D.N.I 70905660-H, en representación de la Asociación Protectora de Animales y Plantas “Siempre Fiel”, con CIF G37511995 con domicilio en María Auxiliadora, nº 2, 37004, Salamanca, con teléfono 606543844 cede a su animal en propiedad en exclusivo  régimen de adopción a:</w:t>
+        <w:t xml:space="preserve">Dña. Andrea María Quintana García con D.N.I 70905660-H, en representación de la Asociación Protectora de Animales y Plantas “Siempre Fiel”, con CIF G37511995 con domicilio en María Auxiliadora, nº 2, 37004, Salamanca, con teléfono 606543844 cede a su animal en propiedad en </w:t>
+      </w:r>
+      <w:r>
+        <w:rPr>
+          <w:rFonts w:ascii="Times New Roman" w:eastAsia="Times New Roman" w:hAnsi="Times New Roman" w:cs="Times New Roman"/>
+          <w:b/>
+          <w:bCs/>
+        </w:rPr>
+        <w:t>exclusivo régimen</w:t>
+      </w:r>
+      <w:r>
+        <w:rPr>
+          <w:rFonts w:ascii="Times New Roman" w:eastAsia="Times New Roman" w:hAnsi="Times New Roman" w:cs="Times New Roman"/>
+          <w:b/>
+          <w:bCs/>
+        </w:rPr>
+        <w:t xml:space="preserve"> de adopción a:</w:t>
       </w:r>
       <w:r>
         <w:rPr>
@@ -846,7 +879,15 @@
                 <w:sz w:val="18"/>
                 <w:szCs w:val="18"/>
               </w:rPr>
-              <w:t>Nº PASAPORTE</w:t>
+              <w:t>N.º</w:t>
+            </w:r>
+            <w:r>
+              <w:rPr>
+                <w:rFonts w:ascii="Times New Roman" w:eastAsia="Times New Roman" w:hAnsi="Times New Roman" w:cs="Times New Roman"/>
+                <w:sz w:val="18"/>
+                <w:szCs w:val="18"/>
+              </w:rPr>
+              <w:t xml:space="preserve"> PASAPORTE</w:t>
             </w:r>
             <w:r>
               <w:rPr>
@@ -980,7 +1021,15 @@
                 <w:sz w:val="18"/>
                 <w:szCs w:val="18"/>
               </w:rPr>
-              <w:t>F.NACIMIENTO:</w:t>
+              <w:t>F. NACIMIENTO</w:t>
+            </w:r>
+            <w:r>
+              <w:rPr>
+                <w:rFonts w:ascii="Times New Roman" w:eastAsia="Times New Roman" w:hAnsi="Times New Roman" w:cs="Times New Roman"/>
+                <w:sz w:val="18"/>
+                <w:szCs w:val="18"/>
+              </w:rPr>
+              <w:t>:</w:t>
             </w:r>
             <w:r>
               <w:rPr>
@@ -1026,7 +1075,6 @@
                 <w:sz w:val="18"/>
                 <w:szCs w:val="18"/>
               </w:rPr>
-              <w:lastRenderedPageBreak/>
               <w:t xml:space="preserve">CAPA: </w:t>
             </w:r>
             <w:r>
@@ -1162,7 +1210,13 @@
         <w:rPr>
           <w:rFonts w:ascii="Times New Roman" w:eastAsia="Times New Roman" w:hAnsi="Times New Roman" w:cs="Times New Roman"/>
         </w:rPr>
-        <w:t xml:space="preserve">  el animal se entregará esterilizado o con compromiso de esterilización (máximo 1 mes tras la firma de dicho contrato).</w:t>
+        <w:t xml:space="preserve"> el</w:t>
+      </w:r>
+      <w:r>
+        <w:rPr>
+          <w:rFonts w:ascii="Times New Roman" w:eastAsia="Times New Roman" w:hAnsi="Times New Roman" w:cs="Times New Roman"/>
+        </w:rPr>
+        <w:t xml:space="preserve"> animal se entregará esterilizado o con compromiso de esterilización (máximo 1 mes tras la firma de dicho contrato).</w:t>
       </w:r>
     </w:p>
     <w:p>
@@ -1200,13 +1254,27 @@
           <w:b/>
           <w:bCs/>
         </w:rPr>
-        <w:t>(8 meses máximo de edad)</w:t>
-      </w:r>
-      <w:r>
-        <w:rPr>
-          <w:rFonts w:ascii="Times New Roman" w:eastAsia="Times New Roman" w:hAnsi="Times New Roman" w:cs="Times New Roman"/>
-        </w:rPr>
-        <w:t xml:space="preserve">;  existe la opción de ser esterilizado por cuenta ajena pero no entra en la tasa de adopción concretada y será de obligación acreditar un justificante de esterilización, cumpliendo las fechas indicadas estipuladas por la protectora </w:t>
+        <w:t>(8 meses máximo de edad</w:t>
+      </w:r>
+      <w:r>
+        <w:rPr>
+          <w:rFonts w:ascii="Times New Roman" w:eastAsia="Times New Roman" w:hAnsi="Times New Roman" w:cs="Times New Roman"/>
+          <w:b/>
+          <w:bCs/>
+        </w:rPr>
+        <w:t>)</w:t>
+      </w:r>
+      <w:r>
+        <w:rPr>
+          <w:rFonts w:ascii="Times New Roman" w:eastAsia="Times New Roman" w:hAnsi="Times New Roman" w:cs="Times New Roman"/>
+        </w:rPr>
+        <w:t>; existe</w:t>
+      </w:r>
+      <w:r>
+        <w:rPr>
+          <w:rFonts w:ascii="Times New Roman" w:eastAsia="Times New Roman" w:hAnsi="Times New Roman" w:cs="Times New Roman"/>
+        </w:rPr>
+        <w:t xml:space="preserve"> la opción de ser esterilizado por cuenta ajena pero no entra en la tasa de adopción concretada y será de obligación acreditar un justificante de esterilización, cumpliendo las fechas indicadas estipuladas por la protectora </w:t>
       </w:r>
       <w:r>
         <w:rPr>
@@ -1610,12 +1678,76 @@
       <w:pPr>
         <w:rPr>
           <w:rFonts w:ascii="Times New Roman" w:eastAsia="Times New Roman" w:hAnsi="Times New Roman" w:cs="Times New Roman"/>
-        </w:rPr>
-      </w:pPr>
-      <w:r>
-        <w:rPr>
-          <w:rFonts w:ascii="Times New Roman" w:eastAsia="Times New Roman" w:hAnsi="Times New Roman" w:cs="Times New Roman"/>
-        </w:rPr>
+          <w:b/>
+          <w:bCs/>
+        </w:rPr>
+      </w:pPr>
+    </w:p>
+    <w:p>
+      <w:pPr>
+        <w:rPr>
+          <w:rFonts w:ascii="Times New Roman" w:eastAsia="Times New Roman" w:hAnsi="Times New Roman" w:cs="Times New Roman"/>
+          <w:b/>
+          <w:bCs/>
+        </w:rPr>
+      </w:pPr>
+    </w:p>
+    <w:p>
+      <w:pPr>
+        <w:rPr>
+          <w:rFonts w:ascii="Times New Roman" w:eastAsia="Times New Roman" w:hAnsi="Times New Roman" w:cs="Times New Roman"/>
+          <w:b/>
+          <w:bCs/>
+        </w:rPr>
+      </w:pPr>
+    </w:p>
+    <w:p>
+      <w:pPr>
+        <w:rPr>
+          <w:rFonts w:ascii="Times New Roman" w:eastAsia="Times New Roman" w:hAnsi="Times New Roman" w:cs="Times New Roman"/>
+          <w:b/>
+          <w:bCs/>
+        </w:rPr>
+      </w:pPr>
+    </w:p>
+    <w:p>
+      <w:pPr>
+        <w:rPr>
+          <w:rFonts w:ascii="Times New Roman" w:eastAsia="Times New Roman" w:hAnsi="Times New Roman" w:cs="Times New Roman"/>
+          <w:b/>
+          <w:bCs/>
+        </w:rPr>
+      </w:pPr>
+    </w:p>
+    <w:p>
+      <w:pPr>
+        <w:rPr>
+          <w:rFonts w:ascii="Times New Roman" w:eastAsia="Times New Roman" w:hAnsi="Times New Roman" w:cs="Times New Roman"/>
+          <w:b/>
+          <w:bCs/>
+        </w:rPr>
+      </w:pPr>
+    </w:p>
+    <w:p>
+      <w:pPr>
+        <w:rPr>
+          <w:rFonts w:ascii="Times New Roman" w:eastAsia="Times New Roman" w:hAnsi="Times New Roman" w:cs="Times New Roman"/>
+          <w:b/>
+          <w:bCs/>
+        </w:rPr>
+      </w:pPr>
+    </w:p>
+    <w:p>
+      <w:pPr>
+        <w:rPr>
+          <w:rFonts w:ascii="Times New Roman" w:eastAsia="Times New Roman" w:hAnsi="Times New Roman" w:cs="Times New Roman"/>
+        </w:rPr>
+      </w:pPr>
+      <w:r>
+        <w:rPr>
+          <w:rFonts w:ascii="Times New Roman" w:eastAsia="Times New Roman" w:hAnsi="Times New Roman" w:cs="Times New Roman"/>
+        </w:rPr>
+        <w:lastRenderedPageBreak/>
         <w:t xml:space="preserve">11ª - El adoptante se compromete por el presente contrato a: </w:t>
       </w:r>
     </w:p>
@@ -1660,7 +1792,6 @@
           <w:b/>
           <w:bCs/>
         </w:rPr>
-        <w:lastRenderedPageBreak/>
         <w:t>Desparasitar externamente</w:t>
       </w:r>
       <w:r>
@@ -1796,35 +1927,85 @@
         <w:rPr>
           <w:rFonts w:ascii="Times New Roman" w:eastAsia="Times New Roman" w:hAnsi="Times New Roman" w:cs="Times New Roman"/>
         </w:rPr>
-        <w:t xml:space="preserve"> un </w:t>
-      </w:r>
-      <w:r>
-        <w:rPr>
-          <w:rFonts w:ascii="Times New Roman" w:eastAsia="Times New Roman" w:hAnsi="Times New Roman" w:cs="Times New Roman"/>
-          <w:b/>
-          <w:bCs/>
-        </w:rPr>
-        <w:t xml:space="preserve"> traslado de domicilio, </w:t>
-      </w:r>
-      <w:r>
-        <w:rPr>
-          <w:rFonts w:ascii="Times New Roman" w:eastAsia="Times New Roman" w:hAnsi="Times New Roman" w:cs="Times New Roman"/>
-        </w:rPr>
         <w:t xml:space="preserve"> </w:t>
       </w:r>
       <w:r>
         <w:rPr>
           <w:rFonts w:ascii="Times New Roman" w:eastAsia="Times New Roman" w:hAnsi="Times New Roman" w:cs="Times New Roman"/>
-          <w:b/>
-          <w:bCs/>
-        </w:rPr>
-        <w:t>número de teléfono o e-mail o cualquier otra circunstancia que impidiese  o dificultase su localización</w:t>
-      </w:r>
-      <w:r>
-        <w:rPr>
-          <w:rFonts w:ascii="Times New Roman" w:eastAsia="Times New Roman" w:hAnsi="Times New Roman" w:cs="Times New Roman"/>
-        </w:rPr>
-        <w:t>, en el plazo de 15 días, por correo electrónico, teléfono o cualquier otro medio que garantice la recepción  de dicha comunicación.</w:t>
+        </w:rPr>
+        <w:t xml:space="preserve">un </w:t>
+      </w:r>
+      <w:r>
+        <w:rPr>
+          <w:rFonts w:ascii="Times New Roman" w:eastAsia="Times New Roman" w:hAnsi="Times New Roman" w:cs="Times New Roman"/>
+          <w:b/>
+          <w:bCs/>
+        </w:rPr>
+        <w:t>traslado</w:t>
+      </w:r>
+      <w:r>
+        <w:rPr>
+          <w:rFonts w:ascii="Times New Roman" w:eastAsia="Times New Roman" w:hAnsi="Times New Roman" w:cs="Times New Roman"/>
+          <w:b/>
+          <w:bCs/>
+        </w:rPr>
+        <w:t xml:space="preserve"> de </w:t>
+      </w:r>
+      <w:r>
+        <w:rPr>
+          <w:rFonts w:ascii="Times New Roman" w:eastAsia="Times New Roman" w:hAnsi="Times New Roman" w:cs="Times New Roman"/>
+          <w:b/>
+          <w:bCs/>
+        </w:rPr>
+        <w:t xml:space="preserve">domicilio, </w:t>
+      </w:r>
+      <w:r>
+        <w:rPr>
+          <w:rFonts w:ascii="Times New Roman" w:eastAsia="Times New Roman" w:hAnsi="Times New Roman" w:cs="Times New Roman"/>
+        </w:rPr>
+        <w:t>número</w:t>
+      </w:r>
+      <w:r>
+        <w:rPr>
+          <w:rFonts w:ascii="Times New Roman" w:eastAsia="Times New Roman" w:hAnsi="Times New Roman" w:cs="Times New Roman"/>
+          <w:b/>
+          <w:bCs/>
+        </w:rPr>
+        <w:t xml:space="preserve"> de teléfono o e-mail o cualquier otra circunstancia que </w:t>
+      </w:r>
+      <w:r>
+        <w:rPr>
+          <w:rFonts w:ascii="Times New Roman" w:eastAsia="Times New Roman" w:hAnsi="Times New Roman" w:cs="Times New Roman"/>
+          <w:b/>
+          <w:bCs/>
+        </w:rPr>
+        <w:t>impidiese o</w:t>
+      </w:r>
+      <w:r>
+        <w:rPr>
+          <w:rFonts w:ascii="Times New Roman" w:eastAsia="Times New Roman" w:hAnsi="Times New Roman" w:cs="Times New Roman"/>
+          <w:b/>
+          <w:bCs/>
+        </w:rPr>
+        <w:t xml:space="preserve"> dificultase su localización</w:t>
+      </w:r>
+      <w:r>
+        <w:rPr>
+          <w:rFonts w:ascii="Times New Roman" w:eastAsia="Times New Roman" w:hAnsi="Times New Roman" w:cs="Times New Roman"/>
+        </w:rPr>
+        <w:t xml:space="preserve">, en el plazo de 15 días, por correo electrónico, teléfono o cualquier otro medio que garantice la </w:t>
+      </w:r>
+      <w:r>
+        <w:rPr>
+          <w:rFonts w:ascii="Times New Roman" w:eastAsia="Times New Roman" w:hAnsi="Times New Roman" w:cs="Times New Roman"/>
+        </w:rPr>
+        <w:t>recepción de</w:t>
+      </w:r>
+      <w:r>
+        <w:rPr>
+          <w:rFonts w:ascii="Times New Roman" w:eastAsia="Times New Roman" w:hAnsi="Times New Roman" w:cs="Times New Roman"/>
+        </w:rPr>
+        <w:t xml:space="preserve"> dicha comunicación.</w:t>
       </w:r>
     </w:p>
     <w:p>
@@ -1872,7 +2053,19 @@
         <w:rPr>
           <w:rFonts w:ascii="Times New Roman" w:eastAsia="Times New Roman" w:hAnsi="Times New Roman" w:cs="Times New Roman"/>
         </w:rPr>
-        <w:t xml:space="preserve"> de la mascota lo antes posible , así como denunciar su desaparición a la autoridad competente. (</w:t>
+        <w:t xml:space="preserve"> de la mascota lo antes </w:t>
+      </w:r>
+      <w:r>
+        <w:rPr>
+          <w:rFonts w:ascii="Times New Roman" w:eastAsia="Times New Roman" w:hAnsi="Times New Roman" w:cs="Times New Roman"/>
+        </w:rPr>
+        <w:t>posible,</w:t>
+      </w:r>
+      <w:r>
+        <w:rPr>
+          <w:rFonts w:ascii="Times New Roman" w:eastAsia="Times New Roman" w:hAnsi="Times New Roman" w:cs="Times New Roman"/>
+        </w:rPr>
+        <w:t xml:space="preserve"> así como denunciar su desaparición a la autoridad competente. (</w:t>
       </w:r>
       <w:r>
         <w:rPr>
@@ -2058,7 +2251,19 @@
         <w:rPr>
           <w:rFonts w:ascii="Times New Roman" w:eastAsia="Times New Roman" w:hAnsi="Times New Roman" w:cs="Times New Roman"/>
         </w:rPr>
-        <w:t xml:space="preserve">17ª - Ante cualquier circunstancia que produjese imposibilidad de mantener o tener consigo al animal, imposibilidad de cumplir los términos del presente contrato,  o deseo de rescindir el mismo, el adoptante </w:t>
+        <w:t xml:space="preserve">17ª - Ante cualquier circunstancia que produjese imposibilidad de mantener o tener consigo al animal, imposibilidad de cumplir los términos del presente </w:t>
+      </w:r>
+      <w:r>
+        <w:rPr>
+          <w:rFonts w:ascii="Times New Roman" w:eastAsia="Times New Roman" w:hAnsi="Times New Roman" w:cs="Times New Roman"/>
+        </w:rPr>
+        <w:t>contrato, o</w:t>
+      </w:r>
+      <w:r>
+        <w:rPr>
+          <w:rFonts w:ascii="Times New Roman" w:eastAsia="Times New Roman" w:hAnsi="Times New Roman" w:cs="Times New Roman"/>
+        </w:rPr>
+        <w:t xml:space="preserve"> deseo de rescindir el mismo, el adoptante </w:t>
       </w:r>
       <w:r>
         <w:rPr>
@@ -2119,21 +2324,49 @@
       <w:pPr>
         <w:rPr>
           <w:rFonts w:ascii="Times New Roman" w:eastAsia="Times New Roman" w:hAnsi="Times New Roman" w:cs="Times New Roman"/>
-        </w:rPr>
-      </w:pPr>
-    </w:p>
-    <w:p>
-      <w:pPr>
-        <w:rPr>
-          <w:rFonts w:ascii="Times New Roman" w:eastAsia="Times New Roman" w:hAnsi="Times New Roman" w:cs="Times New Roman"/>
-          <w:b/>
-          <w:bCs/>
-        </w:rPr>
-      </w:pPr>
-      <w:r>
-        <w:rPr>
-          <w:rFonts w:ascii="Times New Roman" w:eastAsia="Times New Roman" w:hAnsi="Times New Roman" w:cs="Times New Roman"/>
-        </w:rPr>
+          <w:b/>
+          <w:bCs/>
+        </w:rPr>
+      </w:pPr>
+    </w:p>
+    <w:p>
+      <w:pPr>
+        <w:rPr>
+          <w:rFonts w:ascii="Times New Roman" w:eastAsia="Times New Roman" w:hAnsi="Times New Roman" w:cs="Times New Roman"/>
+          <w:b/>
+          <w:bCs/>
+        </w:rPr>
+      </w:pPr>
+    </w:p>
+    <w:p>
+      <w:pPr>
+        <w:rPr>
+          <w:rFonts w:ascii="Times New Roman" w:eastAsia="Times New Roman" w:hAnsi="Times New Roman" w:cs="Times New Roman"/>
+          <w:b/>
+          <w:bCs/>
+        </w:rPr>
+      </w:pPr>
+    </w:p>
+    <w:p>
+      <w:pPr>
+        <w:rPr>
+          <w:rFonts w:ascii="Times New Roman" w:eastAsia="Times New Roman" w:hAnsi="Times New Roman" w:cs="Times New Roman"/>
+        </w:rPr>
+      </w:pPr>
+    </w:p>
+    <w:p>
+      <w:pPr>
+        <w:rPr>
+          <w:rFonts w:ascii="Times New Roman" w:eastAsia="Times New Roman" w:hAnsi="Times New Roman" w:cs="Times New Roman"/>
+          <w:b/>
+          <w:bCs/>
+        </w:rPr>
+      </w:pPr>
+      <w:r>
+        <w:rPr>
+          <w:rFonts w:ascii="Times New Roman" w:eastAsia="Times New Roman" w:hAnsi="Times New Roman" w:cs="Times New Roman"/>
+        </w:rPr>
+        <w:lastRenderedPageBreak/>
         <w:t xml:space="preserve">19ª - El </w:t>
       </w:r>
       <w:r>
@@ -2142,7 +2375,15 @@
           <w:b/>
           <w:bCs/>
         </w:rPr>
-        <w:t>inclumplimiento notorio y fehaciente de cualquiera de las obligaciones anteriormente descritas y asumidas por el adoptante en virtud del presente contrato, supondrá la resolución de pleno derecho del mismo</w:t>
+        <w:t>incumplimiento</w:t>
+      </w:r>
+      <w:r>
+        <w:rPr>
+          <w:rFonts w:ascii="Times New Roman" w:eastAsia="Times New Roman" w:hAnsi="Times New Roman" w:cs="Times New Roman"/>
+          <w:b/>
+          <w:bCs/>
+        </w:rPr>
+        <w:t xml:space="preserve"> notorio y fehaciente de cualquiera de las obligaciones anteriormente descritas y asumidas por el adoptante en virtud del presente contrato, supondrá la resolución de pleno derecho del mismo</w:t>
       </w:r>
       <w:r>
         <w:rPr>
@@ -2161,9 +2402,406 @@
     </w:p>
     <w:p>
       <w:pPr>
-        <w:jc w:val="both"/>
-        <w:rPr>
-          <w:rFonts w:ascii="Times New Roman" w:eastAsia="Times New Roman" w:hAnsi="Times New Roman" w:cs="Times New Roman"/>
+        <w:rPr>
+          <w:rFonts w:ascii="Times New Roman" w:eastAsia="Times New Roman" w:hAnsi="Times New Roman" w:cs="Times New Roman"/>
+          <w:b/>
+          <w:bCs/>
+        </w:rPr>
+      </w:pPr>
+    </w:p>
+    <w:p>
+      <w:pPr>
+        <w:jc w:val="both"/>
+        <w:rPr>
+          <w:rFonts w:ascii="Times New Roman" w:eastAsia="Times New Roman" w:hAnsi="Times New Roman" w:cs="Times New Roman"/>
+        </w:rPr>
+      </w:pPr>
+      <w:r>
+        <w:rPr>
+          <w:rFonts w:ascii="Times New Roman" w:eastAsia="Times New Roman" w:hAnsi="Times New Roman" w:cs="Times New Roman"/>
+        </w:rPr>
+        <w:t xml:space="preserve">20ª - </w:t>
+      </w:r>
+      <w:r>
+        <w:rPr>
+          <w:rFonts w:ascii="Times New Roman" w:eastAsia="Times New Roman" w:hAnsi="Times New Roman" w:cs="Times New Roman"/>
+          <w:b/>
+          <w:bCs/>
+        </w:rPr>
+        <w:t>Cualquier sospecha que tenga la Asociación de incumplimiento por el adoptante de cualquiera de las obligaciones dimanantes del presente contrato</w:t>
+      </w:r>
+      <w:r>
+        <w:rPr>
+          <w:rFonts w:ascii="Times New Roman" w:eastAsia="Times New Roman" w:hAnsi="Times New Roman" w:cs="Times New Roman"/>
+        </w:rPr>
+        <w:t xml:space="preserve">, facultará a la primera para decidir unilateralmente </w:t>
+      </w:r>
+      <w:r>
+        <w:rPr>
+          <w:rFonts w:ascii="Times New Roman" w:eastAsia="Times New Roman" w:hAnsi="Times New Roman" w:cs="Times New Roman"/>
+          <w:b/>
+          <w:bCs/>
+        </w:rPr>
+        <w:t>requisarlo</w:t>
+      </w:r>
+      <w:r>
+        <w:rPr>
+          <w:rFonts w:ascii="Times New Roman" w:eastAsia="Times New Roman" w:hAnsi="Times New Roman" w:cs="Times New Roman"/>
+        </w:rPr>
+        <w:t xml:space="preserve"> de modo temporal mientras se comprueba, por el procedimiento previsto para cada caso, el cumplimiento o incumplimiento de las obligaciones asumidas, todo ello sin más trámite que la previa inspección ocular y personación en el domicilio del adoptante para la retirada inmediata de la posesión del animal.</w:t>
+      </w:r>
+    </w:p>
+    <w:p>
+      <w:pPr>
+        <w:jc w:val="both"/>
+        <w:rPr>
+          <w:rFonts w:ascii="Times New Roman" w:eastAsia="Times New Roman" w:hAnsi="Times New Roman" w:cs="Times New Roman"/>
+        </w:rPr>
+      </w:pPr>
+      <w:r>
+        <w:rPr>
+          <w:rFonts w:ascii="Times New Roman" w:eastAsia="Times New Roman" w:hAnsi="Times New Roman" w:cs="Times New Roman"/>
+        </w:rPr>
+        <w:t>Si existiesen indicios de que el animal ha sido víctima de malos tratos o tortura, se procederá a la inmediata interposición de la correspondiente denuncia por parte de la Asociación, organización que dispone de asesoramiento jurídico por parte de abogados especializados en legislación animal.</w:t>
+      </w:r>
+    </w:p>
+    <w:p>
+      <w:pPr>
+        <w:jc w:val="both"/>
+        <w:rPr>
+          <w:rFonts w:ascii="Times New Roman" w:eastAsia="Times New Roman" w:hAnsi="Times New Roman" w:cs="Times New Roman"/>
+        </w:rPr>
+      </w:pPr>
+    </w:p>
+    <w:p>
+      <w:pPr>
+        <w:jc w:val="both"/>
+        <w:rPr>
+          <w:rFonts w:ascii="Times New Roman" w:eastAsia="Times New Roman" w:hAnsi="Times New Roman" w:cs="Times New Roman"/>
+          <w:b/>
+          <w:bCs/>
+        </w:rPr>
+      </w:pPr>
+      <w:r>
+        <w:rPr>
+          <w:rFonts w:ascii="Times New Roman" w:eastAsia="Times New Roman" w:hAnsi="Times New Roman" w:cs="Times New Roman"/>
+        </w:rPr>
+        <w:t xml:space="preserve">21ª - </w:t>
+      </w:r>
+      <w:r>
+        <w:rPr>
+          <w:rFonts w:ascii="Times New Roman" w:eastAsia="Times New Roman" w:hAnsi="Times New Roman" w:cs="Times New Roman"/>
+          <w:b/>
+          <w:bCs/>
+        </w:rPr>
+        <w:t xml:space="preserve">El adoptante </w:t>
+      </w:r>
+      <w:r>
+        <w:rPr>
+          <w:rFonts w:ascii="Times New Roman" w:eastAsia="Times New Roman" w:hAnsi="Times New Roman" w:cs="Times New Roman"/>
+          <w:b/>
+          <w:bCs/>
+        </w:rPr>
+        <w:t>paga,</w:t>
+      </w:r>
+      <w:r>
+        <w:rPr>
+          <w:rFonts w:ascii="Times New Roman" w:eastAsia="Times New Roman" w:hAnsi="Times New Roman" w:cs="Times New Roman"/>
+          <w:b/>
+          <w:bCs/>
+        </w:rPr>
+        <w:t xml:space="preserve"> en concepto </w:t>
+      </w:r>
+      <w:r>
+        <w:rPr>
+          <w:rFonts w:ascii="Times New Roman" w:eastAsia="Times New Roman" w:hAnsi="Times New Roman" w:cs="Times New Roman"/>
+          <w:b/>
+          <w:bCs/>
+        </w:rPr>
+        <w:t>de cuota</w:t>
+      </w:r>
+      <w:r>
+        <w:rPr>
+          <w:rFonts w:ascii="Times New Roman" w:eastAsia="Times New Roman" w:hAnsi="Times New Roman" w:cs="Times New Roman"/>
+          <w:b/>
+          <w:bCs/>
+        </w:rPr>
+        <w:t xml:space="preserve"> de adopción, la cantidad </w:t>
+      </w:r>
+      <w:r>
+        <w:rPr>
+          <w:rFonts w:ascii="Times New Roman" w:eastAsia="Times New Roman" w:hAnsi="Times New Roman" w:cs="Times New Roman"/>
+          <w:b/>
+          <w:bCs/>
+        </w:rPr>
+        <w:t>de ____ €</w:t>
+      </w:r>
+      <w:r>
+        <w:rPr>
+          <w:rFonts w:ascii="Times New Roman" w:eastAsia="Times New Roman" w:hAnsi="Times New Roman" w:cs="Times New Roman"/>
+          <w:b/>
+          <w:bCs/>
+        </w:rPr>
+        <w:t xml:space="preserve"> para costear parte de los gastos </w:t>
+      </w:r>
+      <w:r>
+        <w:rPr>
+          <w:rFonts w:ascii="Times New Roman" w:eastAsia="Times New Roman" w:hAnsi="Times New Roman" w:cs="Times New Roman"/>
+          <w:b/>
+          <w:bCs/>
+        </w:rPr>
+        <w:t>derivados de</w:t>
+      </w:r>
+      <w:r>
+        <w:rPr>
+          <w:rFonts w:ascii="Times New Roman" w:eastAsia="Times New Roman" w:hAnsi="Times New Roman" w:cs="Times New Roman"/>
+          <w:b/>
+          <w:bCs/>
+        </w:rPr>
+        <w:t xml:space="preserve"> la </w:t>
+      </w:r>
+      <w:r>
+        <w:rPr>
+          <w:rFonts w:ascii="Times New Roman" w:eastAsia="Times New Roman" w:hAnsi="Times New Roman" w:cs="Times New Roman"/>
+          <w:b/>
+          <w:bCs/>
+        </w:rPr>
+        <w:t>manutención y</w:t>
+      </w:r>
+      <w:r>
+        <w:rPr>
+          <w:rFonts w:ascii="Times New Roman" w:eastAsia="Times New Roman" w:hAnsi="Times New Roman" w:cs="Times New Roman"/>
+          <w:b/>
+          <w:bCs/>
+        </w:rPr>
+        <w:t xml:space="preserve"> tratamientos oportunos, y le es entregado el animal en adopción efectuando el protocolo sanitario conforme a su edad, y que se especifica en la primera hoja del presente contrato.</w:t>
+      </w:r>
+    </w:p>
+    <w:p>
+      <w:pPr>
+        <w:jc w:val="both"/>
+        <w:rPr>
+          <w:rFonts w:ascii="Times New Roman" w:eastAsia="Times New Roman" w:hAnsi="Times New Roman" w:cs="Times New Roman"/>
+        </w:rPr>
+      </w:pPr>
+      <w:r>
+        <w:rPr>
+          <w:rFonts w:ascii="Times New Roman" w:eastAsia="Times New Roman" w:hAnsi="Times New Roman" w:cs="Times New Roman"/>
+        </w:rPr>
+        <w:t xml:space="preserve">El importe de la cuota de adopción será </w:t>
+      </w:r>
+      <w:r>
+        <w:rPr>
+          <w:rFonts w:ascii="Times New Roman" w:eastAsia="Times New Roman" w:hAnsi="Times New Roman" w:cs="Times New Roman"/>
+          <w:b/>
+          <w:bCs/>
+        </w:rPr>
+        <w:t>destinado</w:t>
+      </w:r>
+      <w:r>
+        <w:rPr>
+          <w:rFonts w:ascii="Times New Roman" w:eastAsia="Times New Roman" w:hAnsi="Times New Roman" w:cs="Times New Roman"/>
+        </w:rPr>
+        <w:t xml:space="preserve"> íntegramente a costear actividades dirigidas a la protección animal.</w:t>
+      </w:r>
+    </w:p>
+    <w:p>
+      <w:pPr>
+        <w:jc w:val="both"/>
+        <w:rPr>
+          <w:rFonts w:ascii="Times New Roman" w:eastAsia="Times New Roman" w:hAnsi="Times New Roman" w:cs="Times New Roman"/>
+        </w:rPr>
+      </w:pPr>
+    </w:p>
+    <w:p>
+      <w:pPr>
+        <w:jc w:val="both"/>
+        <w:rPr>
+          <w:rFonts w:ascii="Times New Roman" w:eastAsia="Times New Roman" w:hAnsi="Times New Roman" w:cs="Times New Roman"/>
+          <w:b/>
+          <w:bCs/>
+        </w:rPr>
+      </w:pPr>
+      <w:r>
+        <w:rPr>
+          <w:rFonts w:ascii="Times New Roman" w:eastAsia="Times New Roman" w:hAnsi="Times New Roman" w:cs="Times New Roman"/>
+        </w:rPr>
+        <w:t xml:space="preserve">22ª - En caso de que el adoptante devuelva al animal a la protectora rescindiendo de dicho contrato </w:t>
+      </w:r>
+      <w:r>
+        <w:rPr>
+          <w:rFonts w:ascii="Times New Roman" w:eastAsia="Times New Roman" w:hAnsi="Times New Roman" w:cs="Times New Roman"/>
+          <w:b/>
+          <w:bCs/>
+        </w:rPr>
+        <w:t xml:space="preserve">NO PODRÁ VOLVER A OPTAR A NINGUNA ADOPCIÓN DE NINGUNO DE LOS ANIMALES EN PROPIEDAD DE ESTA PROTECTORA, así como NO SE DEVOLVERÁ la tasa de adopción aportada en este procedimiento. </w:t>
+      </w:r>
+    </w:p>
+    <w:p>
+      <w:pPr>
+        <w:jc w:val="both"/>
+        <w:rPr>
+          <w:rFonts w:ascii="Times New Roman" w:eastAsia="Times New Roman" w:hAnsi="Times New Roman" w:cs="Times New Roman"/>
+          <w:b/>
+          <w:bCs/>
+        </w:rPr>
+      </w:pPr>
+    </w:p>
+    <w:p>
+      <w:pPr>
+        <w:jc w:val="both"/>
+        <w:rPr>
+          <w:rFonts w:ascii="Times New Roman" w:eastAsia="Times New Roman" w:hAnsi="Times New Roman" w:cs="Times New Roman"/>
+          <w:b/>
+          <w:bCs/>
+        </w:rPr>
+      </w:pPr>
+      <w:r>
+        <w:rPr>
+          <w:rFonts w:ascii="Times New Roman" w:eastAsia="Times New Roman" w:hAnsi="Times New Roman" w:cs="Times New Roman"/>
+        </w:rPr>
+        <w:t xml:space="preserve">23ª - ES </w:t>
+      </w:r>
+      <w:r>
+        <w:rPr>
+          <w:rFonts w:ascii="Times New Roman" w:eastAsia="Times New Roman" w:hAnsi="Times New Roman" w:cs="Times New Roman"/>
+          <w:b/>
+          <w:bCs/>
+        </w:rPr>
+        <w:t>OBLIGATORIO POR PARTE DEL ADOPTANTE MANDARNOS UN SEGUIMIENTO AUDIOVISUAL DEL ANIMAL mínimo 2 veces al año y/o cuando la protectora pueda requerirlo.</w:t>
+      </w:r>
+    </w:p>
+    <w:p>
+      <w:pPr>
+        <w:jc w:val="both"/>
+        <w:rPr>
+          <w:rFonts w:ascii="Times New Roman" w:eastAsia="Times New Roman" w:hAnsi="Times New Roman" w:cs="Times New Roman"/>
+          <w:b/>
+          <w:bCs/>
+        </w:rPr>
+      </w:pPr>
+    </w:p>
+    <w:p>
+      <w:pPr>
+        <w:jc w:val="both"/>
+        <w:rPr>
+          <w:rFonts w:ascii="Times New Roman" w:eastAsia="Times New Roman" w:hAnsi="Times New Roman" w:cs="Times New Roman"/>
+          <w:b/>
+          <w:bCs/>
+        </w:rPr>
+      </w:pPr>
+      <w:r>
+        <w:rPr>
+          <w:rFonts w:ascii="Times New Roman" w:eastAsia="Times New Roman" w:hAnsi="Times New Roman" w:cs="Times New Roman"/>
+        </w:rPr>
+        <w:t xml:space="preserve">24ª </w:t>
+      </w:r>
+      <w:r>
+        <w:rPr>
+          <w:rFonts w:ascii="Times New Roman" w:eastAsia="Times New Roman" w:hAnsi="Times New Roman" w:cs="Times New Roman"/>
+        </w:rPr>
+        <w:t>- Durante</w:t>
+      </w:r>
+      <w:r>
+        <w:rPr>
+          <w:rFonts w:ascii="Times New Roman" w:eastAsia="Times New Roman" w:hAnsi="Times New Roman" w:cs="Times New Roman"/>
+          <w:b/>
+          <w:bCs/>
+        </w:rPr>
+        <w:t xml:space="preserve"> la vigencia del presente contrato </w:t>
+      </w:r>
+      <w:r>
+        <w:rPr>
+          <w:rFonts w:ascii="Times New Roman" w:eastAsia="Times New Roman" w:hAnsi="Times New Roman" w:cs="Times New Roman"/>
+        </w:rPr>
+        <w:t>la propiedad del animal es exclusivamente de la Asociación,</w:t>
+      </w:r>
+      <w:r>
+        <w:rPr>
+          <w:rFonts w:ascii="Times New Roman" w:eastAsia="Times New Roman" w:hAnsi="Times New Roman" w:cs="Times New Roman"/>
+          <w:b/>
+          <w:bCs/>
+        </w:rPr>
+        <w:t xml:space="preserve"> cediéndole únicamente</w:t>
+      </w:r>
+      <w:r>
+        <w:rPr>
+          <w:rFonts w:ascii="Times New Roman" w:eastAsia="Times New Roman" w:hAnsi="Times New Roman" w:cs="Times New Roman"/>
+        </w:rPr>
+        <w:t xml:space="preserve"> en virtud del mismo la posesión y guarda del animal. </w:t>
+      </w:r>
+    </w:p>
+    <w:p>
+      <w:pPr>
+        <w:jc w:val="both"/>
+        <w:rPr>
+          <w:rFonts w:ascii="Times New Roman" w:eastAsia="Times New Roman" w:hAnsi="Times New Roman" w:cs="Times New Roman"/>
+        </w:rPr>
+      </w:pPr>
+    </w:p>
+    <w:p>
+      <w:pPr>
+        <w:jc w:val="both"/>
+        <w:rPr>
+          <w:rFonts w:ascii="Times New Roman" w:eastAsia="Times New Roman" w:hAnsi="Times New Roman" w:cs="Times New Roman"/>
+        </w:rPr>
+      </w:pPr>
+    </w:p>
+    <w:p>
+      <w:pPr>
+        <w:jc w:val="both"/>
+        <w:rPr>
+          <w:rFonts w:ascii="Times New Roman" w:eastAsia="Times New Roman" w:hAnsi="Times New Roman" w:cs="Times New Roman"/>
+        </w:rPr>
+      </w:pPr>
+    </w:p>
+    <w:p>
+      <w:pPr>
+        <w:jc w:val="both"/>
+        <w:rPr>
+          <w:rFonts w:ascii="Times New Roman" w:eastAsia="Times New Roman" w:hAnsi="Times New Roman" w:cs="Times New Roman"/>
+        </w:rPr>
+      </w:pPr>
+    </w:p>
+    <w:p>
+      <w:pPr>
+        <w:jc w:val="both"/>
+        <w:rPr>
+          <w:rFonts w:ascii="Times New Roman" w:eastAsia="Times New Roman" w:hAnsi="Times New Roman" w:cs="Times New Roman"/>
+        </w:rPr>
+      </w:pPr>
+    </w:p>
+    <w:p>
+      <w:pPr>
+        <w:jc w:val="both"/>
+        <w:rPr>
+          <w:rFonts w:ascii="Times New Roman" w:eastAsia="Times New Roman" w:hAnsi="Times New Roman" w:cs="Times New Roman"/>
+        </w:rPr>
+      </w:pPr>
+    </w:p>
+    <w:p>
+      <w:pPr>
+        <w:jc w:val="both"/>
+        <w:rPr>
+          <w:rFonts w:ascii="Times New Roman" w:eastAsia="Times New Roman" w:hAnsi="Times New Roman" w:cs="Times New Roman"/>
+        </w:rPr>
+      </w:pPr>
+    </w:p>
+    <w:p>
+      <w:pPr>
+        <w:jc w:val="both"/>
+        <w:rPr>
+          <w:rFonts w:ascii="Times New Roman" w:eastAsia="Times New Roman" w:hAnsi="Times New Roman" w:cs="Times New Roman"/>
+        </w:rPr>
+      </w:pPr>
+    </w:p>
+    <w:p>
+      <w:pPr>
+        <w:jc w:val="both"/>
+        <w:rPr>
+          <w:rFonts w:ascii="Times New Roman" w:eastAsia="Times New Roman" w:hAnsi="Times New Roman" w:cs="Times New Roman"/>
+          <w:b/>
+          <w:bCs/>
         </w:rPr>
       </w:pPr>
       <w:r>
@@ -2171,261 +2809,21 @@
           <w:rFonts w:ascii="Times New Roman" w:eastAsia="Times New Roman" w:hAnsi="Times New Roman" w:cs="Times New Roman"/>
         </w:rPr>
         <w:lastRenderedPageBreak/>
-        <w:t xml:space="preserve">20ª - </w:t>
-      </w:r>
-      <w:r>
-        <w:rPr>
-          <w:rFonts w:ascii="Times New Roman" w:eastAsia="Times New Roman" w:hAnsi="Times New Roman" w:cs="Times New Roman"/>
-          <w:b/>
-          <w:bCs/>
-        </w:rPr>
-        <w:t>Cualquier sospecha que tenga la Asociación de incumplimiento por el adoptante de cualquiera de las obligaciones dimanantes del presente contrato</w:t>
-      </w:r>
-      <w:r>
-        <w:rPr>
-          <w:rFonts w:ascii="Times New Roman" w:eastAsia="Times New Roman" w:hAnsi="Times New Roman" w:cs="Times New Roman"/>
-        </w:rPr>
-        <w:t xml:space="preserve">, facultará a la primera para decidir unilateralmente </w:t>
-      </w:r>
-      <w:r>
-        <w:rPr>
-          <w:rFonts w:ascii="Times New Roman" w:eastAsia="Times New Roman" w:hAnsi="Times New Roman" w:cs="Times New Roman"/>
-          <w:b/>
-          <w:bCs/>
-        </w:rPr>
-        <w:t>requisarlo</w:t>
-      </w:r>
-      <w:r>
-        <w:rPr>
-          <w:rFonts w:ascii="Times New Roman" w:eastAsia="Times New Roman" w:hAnsi="Times New Roman" w:cs="Times New Roman"/>
-        </w:rPr>
-        <w:t xml:space="preserve"> de modo temporal mientras se comprueba, por el procedimiento previsto para cada caso, el cumplimiento o incumplimiento de las obligaciones asumidas, todo ello sin más trámite que la previa inspección ocular y personación en el domicilio del adoptante para la retirada inmediata de la posesión del animal.</w:t>
-      </w:r>
-    </w:p>
-    <w:p>
-      <w:pPr>
-        <w:jc w:val="both"/>
-        <w:rPr>
-          <w:rFonts w:ascii="Times New Roman" w:eastAsia="Times New Roman" w:hAnsi="Times New Roman" w:cs="Times New Roman"/>
-        </w:rPr>
-      </w:pPr>
-      <w:r>
-        <w:rPr>
-          <w:rFonts w:ascii="Times New Roman" w:eastAsia="Times New Roman" w:hAnsi="Times New Roman" w:cs="Times New Roman"/>
-        </w:rPr>
-        <w:t>Si existiesen indicios de que el animal ha sido víctima de malos tratos o tortura, se procederá a la inmediata interposición de la correspondiente denuncia por parte de la Asociación, organización que dispone de asesoramiento jurídico por parte de abogados especializados en legislación animal.</w:t>
-      </w:r>
-    </w:p>
-    <w:p>
-      <w:pPr>
-        <w:jc w:val="both"/>
-        <w:rPr>
-          <w:rFonts w:ascii="Times New Roman" w:eastAsia="Times New Roman" w:hAnsi="Times New Roman" w:cs="Times New Roman"/>
-        </w:rPr>
-      </w:pPr>
-    </w:p>
-    <w:p>
-      <w:pPr>
-        <w:jc w:val="both"/>
-        <w:rPr>
-          <w:rFonts w:ascii="Times New Roman" w:eastAsia="Times New Roman" w:hAnsi="Times New Roman" w:cs="Times New Roman"/>
-          <w:b/>
-          <w:bCs/>
-        </w:rPr>
-      </w:pPr>
-      <w:r>
-        <w:rPr>
-          <w:rFonts w:ascii="Times New Roman" w:eastAsia="Times New Roman" w:hAnsi="Times New Roman" w:cs="Times New Roman"/>
-        </w:rPr>
-        <w:t xml:space="preserve">21ª - </w:t>
-      </w:r>
-      <w:r>
-        <w:rPr>
-          <w:rFonts w:ascii="Times New Roman" w:eastAsia="Times New Roman" w:hAnsi="Times New Roman" w:cs="Times New Roman"/>
-          <w:b/>
-          <w:bCs/>
-        </w:rPr>
-        <w:t>El adoptante paga , en concepto de  cuota de adopción, la cantidad de  € para costear parte de los gastos derivados  de la manutención  y tratamientos oportunos, y le es entregado el animal en adopción efectuando el protocolo sanitario conforme a su edad, y que se especifica en la primera hoja del presente contrato.</w:t>
-      </w:r>
-    </w:p>
-    <w:p>
-      <w:pPr>
-        <w:jc w:val="both"/>
-        <w:rPr>
-          <w:rFonts w:ascii="Times New Roman" w:eastAsia="Times New Roman" w:hAnsi="Times New Roman" w:cs="Times New Roman"/>
-        </w:rPr>
-      </w:pPr>
-      <w:r>
-        <w:rPr>
-          <w:rFonts w:ascii="Times New Roman" w:eastAsia="Times New Roman" w:hAnsi="Times New Roman" w:cs="Times New Roman"/>
-        </w:rPr>
-        <w:t xml:space="preserve">El importe de la cuota de adopción será </w:t>
-      </w:r>
-      <w:r>
-        <w:rPr>
-          <w:rFonts w:ascii="Times New Roman" w:eastAsia="Times New Roman" w:hAnsi="Times New Roman" w:cs="Times New Roman"/>
-          <w:b/>
-          <w:bCs/>
-        </w:rPr>
-        <w:t>destinado</w:t>
-      </w:r>
-      <w:r>
-        <w:rPr>
-          <w:rFonts w:ascii="Times New Roman" w:eastAsia="Times New Roman" w:hAnsi="Times New Roman" w:cs="Times New Roman"/>
-        </w:rPr>
-        <w:t xml:space="preserve"> íntegramente a costear actividades dirigidas a la protección animal.</w:t>
-      </w:r>
-    </w:p>
-    <w:p>
-      <w:pPr>
-        <w:jc w:val="both"/>
-        <w:rPr>
-          <w:rFonts w:ascii="Times New Roman" w:eastAsia="Times New Roman" w:hAnsi="Times New Roman" w:cs="Times New Roman"/>
-        </w:rPr>
-      </w:pPr>
-    </w:p>
-    <w:p>
-      <w:pPr>
-        <w:jc w:val="both"/>
-        <w:rPr>
-          <w:rFonts w:ascii="Times New Roman" w:eastAsia="Times New Roman" w:hAnsi="Times New Roman" w:cs="Times New Roman"/>
-          <w:b/>
-          <w:bCs/>
-        </w:rPr>
-      </w:pPr>
-      <w:r>
-        <w:rPr>
-          <w:rFonts w:ascii="Times New Roman" w:eastAsia="Times New Roman" w:hAnsi="Times New Roman" w:cs="Times New Roman"/>
-        </w:rPr>
-        <w:t xml:space="preserve">22ª - En caso de que el adoptante devuelva al animal a la protectora rescindiendo de dicho contrato </w:t>
-      </w:r>
-      <w:r>
-        <w:rPr>
-          <w:rFonts w:ascii="Times New Roman" w:eastAsia="Times New Roman" w:hAnsi="Times New Roman" w:cs="Times New Roman"/>
-          <w:b/>
-          <w:bCs/>
-        </w:rPr>
-        <w:t xml:space="preserve">NO PODRÁ VOLVER A OPTAR A NINGUNA ADOPCIÓN DE NINGUNO DE LOS ANIMALES EN PROPIEDAD DE ESTA PROTECTORA, así como NO SE DEVOLVERÁ la tasa de adopción aportada en este procedimiento. </w:t>
-      </w:r>
-    </w:p>
-    <w:p>
-      <w:pPr>
-        <w:jc w:val="both"/>
-        <w:rPr>
-          <w:rFonts w:ascii="Times New Roman" w:eastAsia="Times New Roman" w:hAnsi="Times New Roman" w:cs="Times New Roman"/>
-          <w:b/>
-          <w:bCs/>
-        </w:rPr>
-      </w:pPr>
-    </w:p>
-    <w:p>
-      <w:pPr>
-        <w:jc w:val="both"/>
-        <w:rPr>
-          <w:rFonts w:ascii="Times New Roman" w:eastAsia="Times New Roman" w:hAnsi="Times New Roman" w:cs="Times New Roman"/>
-          <w:b/>
-          <w:bCs/>
-        </w:rPr>
-      </w:pPr>
-      <w:r>
-        <w:rPr>
-          <w:rFonts w:ascii="Times New Roman" w:eastAsia="Times New Roman" w:hAnsi="Times New Roman" w:cs="Times New Roman"/>
-        </w:rPr>
-        <w:t xml:space="preserve">23ª - ES </w:t>
-      </w:r>
-      <w:r>
-        <w:rPr>
-          <w:rFonts w:ascii="Times New Roman" w:eastAsia="Times New Roman" w:hAnsi="Times New Roman" w:cs="Times New Roman"/>
-          <w:b/>
-          <w:bCs/>
-        </w:rPr>
-        <w:t>OBLIGATORIO POR PARTE DEL ADOPTANTE MANDARNOS UN SEGUIMIENTO AUDIOVISUAL DEL ANIMAL mínimo 2 veces al año y/o cuando la protectora pueda requerirlo.</w:t>
-      </w:r>
-    </w:p>
-    <w:p>
-      <w:pPr>
-        <w:jc w:val="both"/>
-        <w:rPr>
-          <w:rFonts w:ascii="Times New Roman" w:eastAsia="Times New Roman" w:hAnsi="Times New Roman" w:cs="Times New Roman"/>
-          <w:b/>
-          <w:bCs/>
-        </w:rPr>
-      </w:pPr>
-    </w:p>
-    <w:p>
-      <w:pPr>
-        <w:jc w:val="both"/>
-        <w:rPr>
-          <w:rFonts w:ascii="Times New Roman" w:eastAsia="Times New Roman" w:hAnsi="Times New Roman" w:cs="Times New Roman"/>
-          <w:b/>
-          <w:bCs/>
-        </w:rPr>
-      </w:pPr>
-      <w:r>
-        <w:rPr>
-          <w:rFonts w:ascii="Times New Roman" w:eastAsia="Times New Roman" w:hAnsi="Times New Roman" w:cs="Times New Roman"/>
-        </w:rPr>
-        <w:t xml:space="preserve">24ª -  </w:t>
-      </w:r>
-      <w:r>
-        <w:rPr>
-          <w:rFonts w:ascii="Times New Roman" w:eastAsia="Times New Roman" w:hAnsi="Times New Roman" w:cs="Times New Roman"/>
-          <w:b/>
-          <w:bCs/>
-        </w:rPr>
-        <w:t xml:space="preserve">Durante la vigencia del presente contrato </w:t>
-      </w:r>
-      <w:r>
-        <w:rPr>
-          <w:rFonts w:ascii="Times New Roman" w:eastAsia="Times New Roman" w:hAnsi="Times New Roman" w:cs="Times New Roman"/>
-        </w:rPr>
-        <w:t>la propiedad del animal es exclusivamente de la Asociación,</w:t>
-      </w:r>
-      <w:r>
-        <w:rPr>
-          <w:rFonts w:ascii="Times New Roman" w:eastAsia="Times New Roman" w:hAnsi="Times New Roman" w:cs="Times New Roman"/>
-          <w:b/>
-          <w:bCs/>
-        </w:rPr>
-        <w:t xml:space="preserve"> cediéndole únicamente</w:t>
-      </w:r>
-      <w:r>
-        <w:rPr>
-          <w:rFonts w:ascii="Times New Roman" w:eastAsia="Times New Roman" w:hAnsi="Times New Roman" w:cs="Times New Roman"/>
-        </w:rPr>
-        <w:t xml:space="preserve"> en virtud del mismo la posesión y guarda del animal. </w:t>
-      </w:r>
-    </w:p>
-    <w:p>
-      <w:pPr>
-        <w:jc w:val="both"/>
-        <w:rPr>
-          <w:rFonts w:ascii="Times New Roman" w:eastAsia="Times New Roman" w:hAnsi="Times New Roman" w:cs="Times New Roman"/>
-        </w:rPr>
-      </w:pPr>
-    </w:p>
-    <w:p>
-      <w:pPr>
-        <w:jc w:val="both"/>
-        <w:rPr>
-          <w:rFonts w:ascii="Times New Roman" w:eastAsia="Times New Roman" w:hAnsi="Times New Roman" w:cs="Times New Roman"/>
-          <w:b/>
-          <w:bCs/>
-        </w:rPr>
-      </w:pPr>
-      <w:r>
-        <w:rPr>
-          <w:rFonts w:ascii="Times New Roman" w:eastAsia="Times New Roman" w:hAnsi="Times New Roman" w:cs="Times New Roman"/>
-        </w:rPr>
-        <w:t xml:space="preserve">25ª -  </w:t>
-      </w:r>
-      <w:r>
-        <w:rPr>
-          <w:rFonts w:ascii="Times New Roman" w:eastAsia="Times New Roman" w:hAnsi="Times New Roman" w:cs="Times New Roman"/>
-          <w:b/>
-          <w:bCs/>
-        </w:rPr>
-        <w:t>Ambas partes, tras manifestar su plena capacidad de obrar, prestan libre y voluntariamente su consentimiento al presente contrato, aceptando expresamente todas y cada una de las condiciones y obligaciones dimanantes del mismo.</w:t>
+        <w:t xml:space="preserve">25ª </w:t>
+      </w:r>
+      <w:r>
+        <w:rPr>
+          <w:rFonts w:ascii="Times New Roman" w:eastAsia="Times New Roman" w:hAnsi="Times New Roman" w:cs="Times New Roman"/>
+        </w:rPr>
+        <w:t>- Ambas</w:t>
+      </w:r>
+      <w:r>
+        <w:rPr>
+          <w:rFonts w:ascii="Times New Roman" w:eastAsia="Times New Roman" w:hAnsi="Times New Roman" w:cs="Times New Roman"/>
+          <w:b/>
+          <w:bCs/>
+        </w:rPr>
+        <w:t xml:space="preserve"> partes, tras manifestar su plena capacidad de obrar, prestan libre y voluntariamente su consentimiento al presente contrato, aceptando expresamente todas y cada una de las condiciones y obligaciones dimanantes del mismo.</w:t>
       </w:r>
     </w:p>
     <w:p>
@@ -2447,6 +2845,8 @@
         <w:jc w:val="both"/>
         <w:rPr>
           <w:rFonts w:ascii="Times New Roman" w:eastAsia="Times New Roman" w:hAnsi="Times New Roman" w:cs="Times New Roman"/>
+          <w:b/>
+          <w:bCs/>
         </w:rPr>
       </w:pPr>
       <w:r>
@@ -2466,6 +2866,14 @@
     </w:p>
     <w:p>
       <w:pPr>
+        <w:jc w:val="both"/>
+        <w:rPr>
+          <w:rFonts w:ascii="Times New Roman" w:eastAsia="Times New Roman" w:hAnsi="Times New Roman" w:cs="Times New Roman"/>
+        </w:rPr>
+      </w:pPr>
+    </w:p>
+    <w:p>
+      <w:pPr>
         <w:jc w:val="right"/>
         <w:rPr>
           <w:rFonts w:ascii="Times New Roman" w:eastAsia="Times New Roman" w:hAnsi="Times New Roman" w:cs="Times New Roman"/>
@@ -2475,7 +2883,57 @@
         <w:rPr>
           <w:rFonts w:ascii="Times New Roman" w:eastAsia="Times New Roman" w:hAnsi="Times New Roman" w:cs="Times New Roman"/>
         </w:rPr>
-        <w:t xml:space="preserve">  En Salamanca, a       de       de 2026.          </w:t>
+        <w:t xml:space="preserve">  En Salamanca, a</w:t>
+      </w:r>
+      <w:r>
+        <w:rPr>
+          <w:rFonts w:ascii="Times New Roman" w:eastAsia="Times New Roman" w:hAnsi="Times New Roman" w:cs="Times New Roman"/>
+        </w:rPr>
+        <w:t xml:space="preserve"> __ </w:t>
+      </w:r>
+      <w:r>
+        <w:rPr>
+          <w:rFonts w:ascii="Times New Roman" w:eastAsia="Times New Roman" w:hAnsi="Times New Roman" w:cs="Times New Roman"/>
+        </w:rPr>
+        <w:t xml:space="preserve">de </w:t>
+      </w:r>
+      <w:r>
+        <w:rPr>
+          <w:rFonts w:ascii="Times New Roman" w:eastAsia="Times New Roman" w:hAnsi="Times New Roman" w:cs="Times New Roman"/>
+        </w:rPr>
+        <w:t xml:space="preserve">______ </w:t>
+      </w:r>
+      <w:r>
+        <w:rPr>
+          <w:rFonts w:ascii="Times New Roman" w:eastAsia="Times New Roman" w:hAnsi="Times New Roman" w:cs="Times New Roman"/>
+        </w:rPr>
+        <w:t>de</w:t>
+      </w:r>
+      <w:r>
+        <w:rPr>
+          <w:rFonts w:ascii="Times New Roman" w:eastAsia="Times New Roman" w:hAnsi="Times New Roman" w:cs="Times New Roman"/>
+        </w:rPr>
+        <w:t xml:space="preserve"> ____</w:t>
+      </w:r>
+      <w:r>
+        <w:rPr>
+          <w:rFonts w:ascii="Times New Roman" w:eastAsia="Times New Roman" w:hAnsi="Times New Roman" w:cs="Times New Roman"/>
+        </w:rPr>
+        <w:t xml:space="preserve">.      </w:t>
+      </w:r>
+    </w:p>
+    <w:p>
+      <w:pPr>
+        <w:jc w:val="right"/>
+        <w:rPr>
+          <w:rFonts w:ascii="Times New Roman" w:eastAsia="Times New Roman" w:hAnsi="Times New Roman" w:cs="Times New Roman"/>
+        </w:rPr>
+      </w:pPr>
+      <w:r>
+        <w:rPr>
+          <w:rFonts w:ascii="Times New Roman" w:eastAsia="Times New Roman" w:hAnsi="Times New Roman" w:cs="Times New Roman"/>
+        </w:rPr>
+        <w:t xml:space="preserve">    </w:t>
       </w:r>
     </w:p>
     <w:p>

--- a/app/contracts/contrato_adopcion.docx
+++ b/app/contracts/contrato_adopcion.docx
@@ -1187,6 +1187,7 @@
     </w:p>
     <w:p>
       <w:pPr>
+        <w:pageBreakBefore/>
         <w:jc w:val="both"/>
         <w:rPr>
           <w:rFonts w:ascii="Times New Roman" w:eastAsia="Times New Roman" w:hAnsi="Times New Roman" w:cs="Times New Roman"/>

--- a/app/contracts/contrato_adopcion.docx
+++ b/app/contracts/contrato_adopcion.docx
@@ -1740,6 +1740,7 @@
     </w:p>
     <w:p>
       <w:pPr>
+        <w:pageBreakBefore/>
         <w:rPr>
           <w:rFonts w:ascii="Times New Roman" w:eastAsia="Times New Roman" w:hAnsi="Times New Roman" w:cs="Times New Roman"/>
         </w:rPr>
@@ -2357,6 +2358,7 @@
     </w:p>
     <w:p>
       <w:pPr>
+        <w:pageBreakBefore/>
         <w:rPr>
           <w:rFonts w:ascii="Times New Roman" w:eastAsia="Times New Roman" w:hAnsi="Times New Roman" w:cs="Times New Roman"/>
           <w:b/>
@@ -2798,6 +2800,7 @@
     </w:p>
     <w:p>
       <w:pPr>
+        <w:pageBreakBefore/>
         <w:jc w:val="both"/>
         <w:rPr>
           <w:rFonts w:ascii="Times New Roman" w:eastAsia="Times New Roman" w:hAnsi="Times New Roman" w:cs="Times New Roman"/>
